--- a/Templates/Progress report - final version - QTC Recruitment - 2026.docx
+++ b/Templates/Progress report - final version - QTC Recruitment - 2026.docx
@@ -4534,12 +4534,12 @@
         <w:tblLook w:val="04A0" w:firstRow="1" w:lastRow="0" w:firstColumn="1" w:lastColumn="0" w:noHBand="0" w:noVBand="1"/>
       </w:tblPr>
       <w:tblGrid>
-        <w:gridCol w:w="1411"/>
-        <w:gridCol w:w="1412"/>
-        <w:gridCol w:w="1296"/>
-        <w:gridCol w:w="2343"/>
-        <w:gridCol w:w="1585"/>
-        <w:gridCol w:w="1544"/>
+        <w:gridCol w:w="1512"/>
+        <w:gridCol w:w="1395"/>
+        <w:gridCol w:w="1281"/>
+        <w:gridCol w:w="2313"/>
+        <w:gridCol w:w="1565"/>
+        <w:gridCol w:w="1525"/>
       </w:tblGrid>
       <w:tr>
         <w:tc>
@@ -4548,44 +4548,19 @@
           </w:tcPr>
           <w:p>
             <w:pPr>
-              <w:tabs>
-                <w:tab w:val="left" w:pos="2279"/>
-              </w:tabs>
               <w:rPr>
                 <w:rFonts w:ascii="Arial" w:eastAsia="Cambria" w:hAnsi="Arial" w:cs="Arial"/>
                 <w:b/>
-                <w:color w:val="000000" w:themeColor="text1"/>
-                <w:szCs w:val="22"/>
+                <w:bCs/>
                 <w:lang w:val="en-US"/>
-                <w14:shadow w14:blurRad="38100" w14:dist="19050" w14:dir="2700000" w14:sx="100000" w14:sy="100000" w14:kx="0" w14:ky="0" w14:algn="tl">
-                  <w14:schemeClr w14:val="dk1">
-                    <w14:alpha w14:val="60000"/>
-                  </w14:schemeClr>
-                </w14:shadow>
-                <w14:textOutline w14:w="0" w14:cap="flat" w14:cmpd="sng" w14:algn="ctr">
-                  <w14:noFill/>
-                  <w14:prstDash w14:val="solid"/>
-                  <w14:round/>
-                </w14:textOutline>
               </w:rPr>
             </w:pPr>
             <w:r>
               <w:rPr>
                 <w:rFonts w:ascii="Arial" w:eastAsia="Cambria" w:hAnsi="Arial" w:cs="Arial"/>
                 <w:b/>
-                <w:color w:val="000000" w:themeColor="text1"/>
-                <w:szCs w:val="22"/>
+                <w:bCs/>
                 <w:lang w:val="en-US"/>
-                <w14:shadow w14:blurRad="38100" w14:dist="19050" w14:dir="2700000" w14:sx="100000" w14:sy="100000" w14:kx="0" w14:ky="0" w14:algn="tl">
-                  <w14:schemeClr w14:val="dk1">
-                    <w14:alpha w14:val="60000"/>
-                  </w14:schemeClr>
-                </w14:shadow>
-                <w14:textOutline w14:w="0" w14:cap="flat" w14:cmpd="sng" w14:algn="ctr">
-                  <w14:noFill/>
-                  <w14:prstDash w14:val="solid"/>
-                  <w14:round/>
-                </w14:textOutline>
               </w:rPr>
               <w:t>Candidate</w:t>
             </w:r>
@@ -4597,44 +4572,19 @@
           </w:tcPr>
           <w:p>
             <w:pPr>
-              <w:tabs>
-                <w:tab w:val="left" w:pos="2279"/>
-              </w:tabs>
               <w:rPr>
                 <w:rFonts w:ascii="Arial" w:eastAsia="Cambria" w:hAnsi="Arial" w:cs="Arial"/>
                 <w:b/>
-                <w:color w:val="000000" w:themeColor="text1"/>
-                <w:szCs w:val="22"/>
+                <w:bCs/>
                 <w:lang w:val="en-US"/>
-                <w14:shadow w14:blurRad="38100" w14:dist="19050" w14:dir="2700000" w14:sx="100000" w14:sy="100000" w14:kx="0" w14:ky="0" w14:algn="tl">
-                  <w14:schemeClr w14:val="dk1">
-                    <w14:alpha w14:val="60000"/>
-                  </w14:schemeClr>
-                </w14:shadow>
-                <w14:textOutline w14:w="0" w14:cap="flat" w14:cmpd="sng" w14:algn="ctr">
-                  <w14:noFill/>
-                  <w14:prstDash w14:val="solid"/>
-                  <w14:round/>
-                </w14:textOutline>
               </w:rPr>
             </w:pPr>
             <w:r>
               <w:rPr>
                 <w:rFonts w:ascii="Arial" w:eastAsia="Cambria" w:hAnsi="Arial" w:cs="Arial"/>
                 <w:b/>
-                <w:color w:val="000000" w:themeColor="text1"/>
-                <w:szCs w:val="22"/>
+                <w:bCs/>
                 <w:lang w:val="en-US"/>
-                <w14:shadow w14:blurRad="38100" w14:dist="19050" w14:dir="2700000" w14:sx="100000" w14:sy="100000" w14:kx="0" w14:ky="0" w14:algn="tl">
-                  <w14:schemeClr w14:val="dk1">
-                    <w14:alpha w14:val="60000"/>
-                  </w14:schemeClr>
-                </w14:shadow>
-                <w14:textOutline w14:w="0" w14:cap="flat" w14:cmpd="sng" w14:algn="ctr">
-                  <w14:noFill/>
-                  <w14:prstDash w14:val="solid"/>
-                  <w14:round/>
-                </w14:textOutline>
               </w:rPr>
               <w:t>Location</w:t>
             </w:r>
@@ -4646,44 +4596,19 @@
           </w:tcPr>
           <w:p>
             <w:pPr>
-              <w:tabs>
-                <w:tab w:val="left" w:pos="2279"/>
-              </w:tabs>
               <w:rPr>
                 <w:rFonts w:ascii="Arial" w:eastAsia="Cambria" w:hAnsi="Arial" w:cs="Arial"/>
                 <w:b/>
-                <w:color w:val="000000" w:themeColor="text1"/>
-                <w:szCs w:val="22"/>
+                <w:bCs/>
                 <w:lang w:val="en-US"/>
-                <w14:shadow w14:blurRad="38100" w14:dist="19050" w14:dir="2700000" w14:sx="100000" w14:sy="100000" w14:kx="0" w14:ky="0" w14:algn="tl">
-                  <w14:schemeClr w14:val="dk1">
-                    <w14:alpha w14:val="60000"/>
-                  </w14:schemeClr>
-                </w14:shadow>
-                <w14:textOutline w14:w="0" w14:cap="flat" w14:cmpd="sng" w14:algn="ctr">
-                  <w14:noFill/>
-                  <w14:prstDash w14:val="solid"/>
-                  <w14:round/>
-                </w14:textOutline>
               </w:rPr>
             </w:pPr>
             <w:r>
               <w:rPr>
                 <w:rFonts w:ascii="Arial" w:eastAsia="Cambria" w:hAnsi="Arial" w:cs="Arial"/>
                 <w:b/>
-                <w:color w:val="000000" w:themeColor="text1"/>
-                <w:szCs w:val="22"/>
+                <w:bCs/>
                 <w:lang w:val="en-US"/>
-                <w14:shadow w14:blurRad="38100" w14:dist="19050" w14:dir="2700000" w14:sx="100000" w14:sy="100000" w14:kx="0" w14:ky="0" w14:algn="tl">
-                  <w14:schemeClr w14:val="dk1">
-                    <w14:alpha w14:val="60000"/>
-                  </w14:schemeClr>
-                </w14:shadow>
-                <w14:textOutline w14:w="0" w14:cap="flat" w14:cmpd="sng" w14:algn="ctr">
-                  <w14:noFill/>
-                  <w14:prstDash w14:val="solid"/>
-                  <w14:round/>
-                </w14:textOutline>
               </w:rPr>
               <w:t xml:space="preserve">Salary </w:t>
             </w:r>
@@ -4695,44 +4620,19 @@
           </w:tcPr>
           <w:p>
             <w:pPr>
-              <w:tabs>
-                <w:tab w:val="left" w:pos="2279"/>
-              </w:tabs>
               <w:rPr>
                 <w:rFonts w:ascii="Arial" w:eastAsia="Cambria" w:hAnsi="Arial" w:cs="Arial"/>
                 <w:b/>
-                <w:color w:val="000000" w:themeColor="text1"/>
-                <w:szCs w:val="22"/>
+                <w:bCs/>
                 <w:lang w:val="en-US"/>
-                <w14:shadow w14:blurRad="38100" w14:dist="19050" w14:dir="2700000" w14:sx="100000" w14:sy="100000" w14:kx="0" w14:ky="0" w14:algn="tl">
-                  <w14:schemeClr w14:val="dk1">
-                    <w14:alpha w14:val="60000"/>
-                  </w14:schemeClr>
-                </w14:shadow>
-                <w14:textOutline w14:w="0" w14:cap="flat" w14:cmpd="sng" w14:algn="ctr">
-                  <w14:noFill/>
-                  <w14:prstDash w14:val="solid"/>
-                  <w14:round/>
-                </w14:textOutline>
               </w:rPr>
             </w:pPr>
             <w:r>
               <w:rPr>
                 <w:rFonts w:ascii="Arial" w:eastAsia="Cambria" w:hAnsi="Arial" w:cs="Arial"/>
                 <w:b/>
-                <w:color w:val="000000" w:themeColor="text1"/>
-                <w:szCs w:val="22"/>
+                <w:bCs/>
                 <w:lang w:val="en-US"/>
-                <w14:shadow w14:blurRad="38100" w14:dist="19050" w14:dir="2700000" w14:sx="100000" w14:sy="100000" w14:kx="0" w14:ky="0" w14:algn="tl">
-                  <w14:schemeClr w14:val="dk1">
-                    <w14:alpha w14:val="60000"/>
-                  </w14:schemeClr>
-                </w14:shadow>
-                <w14:textOutline w14:w="0" w14:cap="flat" w14:cmpd="sng" w14:algn="ctr">
-                  <w14:noFill/>
-                  <w14:prstDash w14:val="solid"/>
-                  <w14:round/>
-                </w14:textOutline>
               </w:rPr>
               <w:t xml:space="preserve">Key Skills and Experiences </w:t>
             </w:r>
@@ -4744,44 +4644,19 @@
           </w:tcPr>
           <w:p>
             <w:pPr>
-              <w:tabs>
-                <w:tab w:val="left" w:pos="2279"/>
-              </w:tabs>
               <w:rPr>
                 <w:rFonts w:ascii="Arial" w:eastAsia="Cambria" w:hAnsi="Arial" w:cs="Arial"/>
                 <w:b/>
-                <w:color w:val="000000" w:themeColor="text1"/>
-                <w:szCs w:val="22"/>
+                <w:bCs/>
                 <w:lang w:val="en-US"/>
-                <w14:shadow w14:blurRad="38100" w14:dist="19050" w14:dir="2700000" w14:sx="100000" w14:sy="100000" w14:kx="0" w14:ky="0" w14:algn="tl">
-                  <w14:schemeClr w14:val="dk1">
-                    <w14:alpha w14:val="60000"/>
-                  </w14:schemeClr>
-                </w14:shadow>
-                <w14:textOutline w14:w="0" w14:cap="flat" w14:cmpd="sng" w14:algn="ctr">
-                  <w14:noFill/>
-                  <w14:prstDash w14:val="solid"/>
-                  <w14:round/>
-                </w14:textOutline>
               </w:rPr>
             </w:pPr>
             <w:r>
               <w:rPr>
                 <w:rFonts w:ascii="Arial" w:eastAsia="Cambria" w:hAnsi="Arial" w:cs="Arial"/>
                 <w:b/>
-                <w:color w:val="000000" w:themeColor="text1"/>
-                <w:szCs w:val="22"/>
+                <w:bCs/>
                 <w:lang w:val="en-US"/>
-                <w14:shadow w14:blurRad="38100" w14:dist="19050" w14:dir="2700000" w14:sx="100000" w14:sy="100000" w14:kx="0" w14:ky="0" w14:algn="tl">
-                  <w14:schemeClr w14:val="dk1">
-                    <w14:alpha w14:val="60000"/>
-                  </w14:schemeClr>
-                </w14:shadow>
-                <w14:textOutline w14:w="0" w14:cap="flat" w14:cmpd="sng" w14:algn="ctr">
-                  <w14:noFill/>
-                  <w14:prstDash w14:val="solid"/>
-                  <w14:round/>
-                </w14:textOutline>
               </w:rPr>
               <w:t xml:space="preserve">Availability </w:t>
             </w:r>
@@ -4793,44 +4668,19 @@
           </w:tcPr>
           <w:p>
             <w:pPr>
-              <w:tabs>
-                <w:tab w:val="left" w:pos="2279"/>
-              </w:tabs>
               <w:rPr>
                 <w:rFonts w:ascii="Arial" w:eastAsia="Cambria" w:hAnsi="Arial" w:cs="Arial"/>
                 <w:b/>
-                <w:color w:val="000000" w:themeColor="text1"/>
-                <w:szCs w:val="22"/>
+                <w:bCs/>
                 <w:lang w:val="en-US"/>
-                <w14:shadow w14:blurRad="38100" w14:dist="19050" w14:dir="2700000" w14:sx="100000" w14:sy="100000" w14:kx="0" w14:ky="0" w14:algn="tl">
-                  <w14:schemeClr w14:val="dk1">
-                    <w14:alpha w14:val="60000"/>
-                  </w14:schemeClr>
-                </w14:shadow>
-                <w14:textOutline w14:w="0" w14:cap="flat" w14:cmpd="sng" w14:algn="ctr">
-                  <w14:noFill/>
-                  <w14:prstDash w14:val="solid"/>
-                  <w14:round/>
-                </w14:textOutline>
               </w:rPr>
             </w:pPr>
             <w:r>
               <w:rPr>
                 <w:rFonts w:ascii="Arial" w:eastAsia="Cambria" w:hAnsi="Arial" w:cs="Arial"/>
                 <w:b/>
-                <w:color w:val="000000" w:themeColor="text1"/>
-                <w:szCs w:val="22"/>
+                <w:bCs/>
                 <w:lang w:val="en-US"/>
-                <w14:shadow w14:blurRad="38100" w14:dist="19050" w14:dir="2700000" w14:sx="100000" w14:sy="100000" w14:kx="0" w14:ky="0" w14:algn="tl">
-                  <w14:schemeClr w14:val="dk1">
-                    <w14:alpha w14:val="60000"/>
-                  </w14:schemeClr>
-                </w14:shadow>
-                <w14:textOutline w14:w="0" w14:cap="flat" w14:cmpd="sng" w14:algn="ctr">
-                  <w14:noFill/>
-                  <w14:prstDash w14:val="solid"/>
-                  <w14:round/>
-                </w14:textOutline>
               </w:rPr>
               <w:t>Education</w:t>
             </w:r>
@@ -4844,44 +4694,15 @@
           </w:tcPr>
           <w:p>
             <w:pPr>
-              <w:tabs>
-                <w:tab w:val="left" w:pos="2279"/>
-              </w:tabs>
               <w:rPr>
                 <w:rFonts w:ascii="Arial" w:eastAsia="Cambria" w:hAnsi="Arial" w:cs="Arial"/>
-                <w:bCs/>
-                <w:color w:val="000000" w:themeColor="text1"/>
-                <w:sz w:val="20"/>
                 <w:lang w:val="en-US"/>
-                <w14:shadow w14:blurRad="38100" w14:dist="19050" w14:dir="2700000" w14:sx="100000" w14:sy="100000" w14:kx="0" w14:ky="0" w14:algn="tl">
-                  <w14:schemeClr w14:val="dk1">
-                    <w14:alpha w14:val="60000"/>
-                  </w14:schemeClr>
-                </w14:shadow>
-                <w14:textOutline w14:w="0" w14:cap="flat" w14:cmpd="sng" w14:algn="ctr">
-                  <w14:noFill/>
-                  <w14:prstDash w14:val="solid"/>
-                  <w14:round/>
-                </w14:textOutline>
               </w:rPr>
             </w:pPr>
             <w:r>
               <w:rPr>
                 <w:rFonts w:ascii="Arial" w:eastAsia="Cambria" w:hAnsi="Arial" w:cs="Arial"/>
-                <w:bCs/>
-                <w:color w:val="000000" w:themeColor="text1"/>
-                <w:sz w:val="20"/>
                 <w:lang w:val="en-US"/>
-                <w14:shadow w14:blurRad="38100" w14:dist="19050" w14:dir="2700000" w14:sx="100000" w14:sy="100000" w14:kx="0" w14:ky="0" w14:algn="tl">
-                  <w14:schemeClr w14:val="dk1">
-                    <w14:alpha w14:val="60000"/>
-                  </w14:schemeClr>
-                </w14:shadow>
-                <w14:textOutline w14:w="0" w14:cap="flat" w14:cmpd="sng" w14:algn="ctr">
-                  <w14:noFill/>
-                  <w14:prstDash w14:val="solid"/>
-                  <w14:round/>
-                </w14:textOutline>
               </w:rPr>
               <w:t xml:space="preserve">{% for candidate in </w:t>
             </w:r>
@@ -4889,20 +4710,7 @@
             <w:r>
               <w:rPr>
                 <w:rFonts w:ascii="Arial" w:eastAsia="Cambria" w:hAnsi="Arial" w:cs="Arial"/>
-                <w:bCs/>
-                <w:color w:val="000000" w:themeColor="text1"/>
-                <w:sz w:val="20"/>
                 <w:lang w:val="en-US"/>
-                <w14:shadow w14:blurRad="38100" w14:dist="19050" w14:dir="2700000" w14:sx="100000" w14:sy="100000" w14:kx="0" w14:ky="0" w14:algn="tl">
-                  <w14:schemeClr w14:val="dk1">
-                    <w14:alpha w14:val="60000"/>
-                  </w14:schemeClr>
-                </w14:shadow>
-                <w14:textOutline w14:w="0" w14:cap="flat" w14:cmpd="sng" w14:algn="ctr">
-                  <w14:noFill/>
-                  <w14:prstDash w14:val="solid"/>
-                  <w14:round/>
-                </w14:textOutline>
               </w:rPr>
               <w:t>shortlist_snapshot</w:t>
             </w:r>
@@ -4910,20 +4718,7 @@
             <w:r>
               <w:rPr>
                 <w:rFonts w:ascii="Arial" w:eastAsia="Cambria" w:hAnsi="Arial" w:cs="Arial"/>
-                <w:bCs/>
-                <w:color w:val="000000" w:themeColor="text1"/>
-                <w:sz w:val="20"/>
                 <w:lang w:val="en-US"/>
-                <w14:shadow w14:blurRad="38100" w14:dist="19050" w14:dir="2700000" w14:sx="100000" w14:sy="100000" w14:kx="0" w14:ky="0" w14:algn="tl">
-                  <w14:schemeClr w14:val="dk1">
-                    <w14:alpha w14:val="60000"/>
-                  </w14:schemeClr>
-                </w14:shadow>
-                <w14:textOutline w14:w="0" w14:cap="flat" w14:cmpd="sng" w14:algn="ctr">
-                  <w14:noFill/>
-                  <w14:prstDash w14:val="solid"/>
-                  <w14:round/>
-                </w14:textOutline>
               </w:rPr>
               <w:t xml:space="preserve"> %}{{ candidate.name }}</w:t>
             </w:r>
@@ -5111,6 +4906,13 @@
                 <w:rFonts w:ascii="Arial" w:hAnsi="Arial"/>
                 <w:sz w:val="20"/>
               </w:rPr>
+              <w:t>{</w:t>
+            </w:r>
+            <w:r>
+              <w:rPr>
+                <w:rFonts w:ascii="Arial" w:hAnsi="Arial"/>
+                <w:sz w:val="20"/>
+              </w:rPr>
               <w:t>{{ candidate.education }}{% endfor %}</w:t>
             </w:r>
           </w:p>
@@ -5335,7 +5137,7 @@
         </w:tabs>
         <w:rPr>
           <w:rFonts w:ascii="Arial" w:eastAsia="Cambria" w:hAnsi="Arial" w:cs="Arial"/>
-          <w:bCs/>
+          <w:b/>
           <w:color w:val="000000" w:themeColor="text1"/>
           <w:sz w:val="24"/>
           <w:szCs w:val="24"/>
@@ -5355,7 +5157,7 @@
       <w:r>
         <w:rPr>
           <w:rFonts w:ascii="Arial" w:eastAsia="Cambria" w:hAnsi="Arial" w:cs="Arial"/>
-          <w:bCs/>
+          <w:b/>
           <w:color w:val="000000" w:themeColor="text1"/>
           <w:sz w:val="24"/>
           <w:szCs w:val="24"/>
@@ -5377,7 +5179,7 @@
       <w:r>
         <w:rPr>
           <w:rFonts w:ascii="Arial" w:eastAsia="Cambria" w:hAnsi="Arial" w:cs="Arial"/>
-          <w:bCs/>
+          <w:b/>
           <w:color w:val="000000" w:themeColor="text1"/>
           <w:sz w:val="24"/>
           <w:szCs w:val="24"/>
@@ -5399,7 +5201,7 @@
       <w:r>
         <w:rPr>
           <w:rFonts w:ascii="Arial" w:eastAsia="Cambria" w:hAnsi="Arial" w:cs="Arial"/>
-          <w:bCs/>
+          <w:b/>
           <w:color w:val="000000" w:themeColor="text1"/>
           <w:sz w:val="24"/>
           <w:szCs w:val="24"/>
@@ -11953,6 +11755,7 @@
   <w:style w:type="character" w:default="1" w:styleId="DefaultParagraphFont">
     <w:name w:val="Default Paragraph Font"/>
     <w:uiPriority w:val="1"/>
+    <w:semiHidden/>
     <w:unhideWhenUsed/>
   </w:style>
   <w:style w:type="table" w:default="1" w:styleId="TableNormal">

--- a/Templates/Progress report - final version - QTC Recruitment - 2026.docx
+++ b/Templates/Progress report - final version - QTC Recruitment - 2026.docx
@@ -4906,13 +4906,6 @@
                 <w:rFonts w:ascii="Arial" w:hAnsi="Arial"/>
                 <w:sz w:val="20"/>
               </w:rPr>
-              <w:t>{</w:t>
-            </w:r>
-            <w:r>
-              <w:rPr>
-                <w:rFonts w:ascii="Arial" w:hAnsi="Arial"/>
-                <w:sz w:val="20"/>
-              </w:rPr>
               <w:t>{{ candidate.education }}{% endfor %}</w:t>
             </w:r>
           </w:p>

--- a/Templates/Progress report - final version - QTC Recruitment - 2026.docx
+++ b/Templates/Progress report - final version - QTC Recruitment - 2026.docx
@@ -4704,7 +4704,7 @@
                 <w:rFonts w:ascii="Arial" w:eastAsia="Cambria" w:hAnsi="Arial" w:cs="Arial"/>
                 <w:lang w:val="en-US"/>
               </w:rPr>
-              <w:t xml:space="preserve">{% for candidate in </w:t>
+              <w:t xml:space="preserve">{%tr for candidate in </w:t>
             </w:r>
             <w:proofErr w:type="spellStart"/>
             <w:r>

--- a/Templates/Progress report - final version - QTC Recruitment - 2026.docx
+++ b/Templates/Progress report - final version - QTC Recruitment - 2026.docx
@@ -4534,17 +4534,17 @@
         <w:tblLook w:val="04A0" w:firstRow="1" w:lastRow="0" w:firstColumn="1" w:lastColumn="0" w:noHBand="0" w:noVBand="1"/>
       </w:tblPr>
       <w:tblGrid>
-        <w:gridCol w:w="1512"/>
-        <w:gridCol w:w="1395"/>
-        <w:gridCol w:w="1281"/>
-        <w:gridCol w:w="2313"/>
-        <w:gridCol w:w="1565"/>
-        <w:gridCol w:w="1525"/>
+        <w:gridCol w:w="1411"/>
+        <w:gridCol w:w="1412"/>
+        <w:gridCol w:w="1296"/>
+        <w:gridCol w:w="2343"/>
+        <w:gridCol w:w="1585"/>
+        <w:gridCol w:w="1544"/>
       </w:tblGrid>
       <w:tr>
         <w:tc>
           <w:tcPr>
-            <w:tcW w:w="1830" w:type="dxa"/>
+            <w:tcW w:w="1411" w:type="dxa"/>
           </w:tcPr>
           <w:p>
             <w:pPr>
@@ -4568,7 +4568,7 @@
         </w:tc>
         <w:tc>
           <w:tcPr>
-            <w:tcW w:w="1829" w:type="dxa"/>
+            <w:tcW w:w="1412" w:type="dxa"/>
           </w:tcPr>
           <w:p>
             <w:pPr>
@@ -4592,7 +4592,7 @@
         </w:tc>
         <w:tc>
           <w:tcPr>
-            <w:tcW w:w="1673" w:type="dxa"/>
+            <w:tcW w:w="1296" w:type="dxa"/>
           </w:tcPr>
           <w:p>
             <w:pPr>
@@ -4616,7 +4616,7 @@
         </w:tc>
         <w:tc>
           <w:tcPr>
-            <w:tcW w:w="1525" w:type="dxa"/>
+            <w:tcW w:w="2343" w:type="dxa"/>
           </w:tcPr>
           <w:p>
             <w:pPr>
@@ -4640,7 +4640,7 @@
         </w:tc>
         <w:tc>
           <w:tcPr>
-            <w:tcW w:w="1409" w:type="dxa"/>
+            <w:tcW w:w="1585" w:type="dxa"/>
           </w:tcPr>
           <w:p>
             <w:pPr>
@@ -4664,7 +4664,7 @@
         </w:tc>
         <w:tc>
           <w:tcPr>
-            <w:tcW w:w="1325" w:type="dxa"/>
+            <w:tcW w:w="1544" w:type="dxa"/>
           </w:tcPr>
           <w:p>
             <w:pPr>
@@ -4690,7 +4690,7 @@
       <w:tr>
         <w:tc>
           <w:tcPr>
-            <w:tcW w:w="1830" w:type="dxa"/>
+            <w:tcW w:w="1411" w:type="dxa"/>
           </w:tcPr>
           <w:p>
             <w:pPr>
@@ -4720,197 +4720,391 @@
                 <w:rFonts w:ascii="Arial" w:eastAsia="Cambria" w:hAnsi="Arial" w:cs="Arial"/>
                 <w:lang w:val="en-US"/>
               </w:rPr>
-              <w:t xml:space="preserve"> %}{{ candidate.name }}</w:t>
+              <w:t xml:space="preserve"> %}</w:t>
             </w:r>
           </w:p>
         </w:tc>
         <w:tc>
           <w:tcPr>
-            <w:tcW w:w="1829" w:type="dxa"/>
+            <w:tcW w:w="1412" w:type="dxa"/>
           </w:tcPr>
           <w:p>
             <w:pPr>
-              <w:tabs>
-                <w:tab w:val="left" w:pos="2279"/>
-              </w:tabs>
               <w:rPr>
                 <w:rFonts w:ascii="Arial" w:eastAsia="Cambria" w:hAnsi="Arial" w:cs="Arial"/>
                 <w:b/>
-                <w:color w:val="000000" w:themeColor="text1"/>
-                <w:sz w:val="24"/>
-                <w:szCs w:val="24"/>
+                <w:bCs/>
                 <w:lang w:val="en-US"/>
-                <w14:shadow w14:blurRad="38100" w14:dist="19050" w14:dir="2700000" w14:sx="100000" w14:sy="100000" w14:kx="0" w14:ky="0" w14:algn="tl">
-                  <w14:schemeClr w14:val="dk1">
-                    <w14:alpha w14:val="60000"/>
-                  </w14:schemeClr>
-                </w14:shadow>
-                <w14:textOutline w14:w="0" w14:cap="flat" w14:cmpd="sng" w14:algn="ctr">
-                  <w14:noFill/>
-                  <w14:prstDash w14:val="solid"/>
-                  <w14:round/>
-                </w14:textOutline>
+              </w:rPr>
+            </w:pPr>
+          </w:p>
+        </w:tc>
+        <w:tc>
+          <w:tcPr>
+            <w:tcW w:w="1296" w:type="dxa"/>
+          </w:tcPr>
+          <w:p>
+            <w:pPr>
+              <w:rPr>
+                <w:rFonts w:ascii="Arial" w:eastAsia="Cambria" w:hAnsi="Arial" w:cs="Arial"/>
+                <w:b/>
+                <w:bCs/>
+                <w:lang w:val="en-US"/>
+              </w:rPr>
+            </w:pPr>
+          </w:p>
+        </w:tc>
+        <w:tc>
+          <w:tcPr>
+            <w:tcW w:w="2343" w:type="dxa"/>
+          </w:tcPr>
+          <w:p>
+            <w:pPr>
+              <w:rPr>
+                <w:rFonts w:ascii="Arial" w:eastAsia="Cambria" w:hAnsi="Arial" w:cs="Arial"/>
+                <w:b/>
+                <w:bCs/>
+                <w:lang w:val="en-US"/>
+              </w:rPr>
+            </w:pPr>
+          </w:p>
+        </w:tc>
+        <w:tc>
+          <w:tcPr>
+            <w:tcW w:w="1585" w:type="dxa"/>
+          </w:tcPr>
+          <w:p>
+            <w:pPr>
+              <w:rPr>
+                <w:rFonts w:ascii="Arial" w:eastAsia="Cambria" w:hAnsi="Arial" w:cs="Arial"/>
+                <w:b/>
+                <w:bCs/>
+                <w:lang w:val="en-US"/>
+              </w:rPr>
+            </w:pPr>
+          </w:p>
+        </w:tc>
+        <w:tc>
+          <w:tcPr>
+            <w:tcW w:w="1544" w:type="dxa"/>
+          </w:tcPr>
+          <w:p>
+            <w:pPr>
+              <w:rPr>
+                <w:rFonts w:ascii="Arial" w:eastAsia="Cambria" w:hAnsi="Arial" w:cs="Arial"/>
+                <w:b/>
+                <w:bCs/>
+                <w:lang w:val="en-US"/>
+              </w:rPr>
+            </w:pPr>
+          </w:p>
+        </w:tc>
+      </w:tr>
+      <w:tr>
+        <w:tc>
+          <w:tcPr>
+            <w:tcW w:w="1411" w:type="dxa"/>
+          </w:tcPr>
+          <w:p>
+            <w:pPr>
+              <w:rPr>
+                <w:rFonts w:ascii="Arial" w:eastAsia="Cambria" w:hAnsi="Arial" w:cs="Arial"/>
+                <w:lang w:val="en-US"/>
               </w:rPr>
             </w:pPr>
             <w:r>
               <w:rPr>
-                <w:rFonts w:ascii="Arial" w:hAnsi="Arial"/>
-                <w:sz w:val="20"/>
+                <w:rFonts w:ascii="Arial" w:eastAsia="Cambria" w:hAnsi="Arial" w:cs="Arial"/>
+                <w:lang w:val="en-US"/>
               </w:rPr>
-              <w:t>{{ candidate.location }}</w:t>
+              <w:t>{{ candidate.name }}</w:t>
             </w:r>
           </w:p>
         </w:tc>
         <w:tc>
           <w:tcPr>
-            <w:tcW w:w="1673" w:type="dxa"/>
+            <w:tcW w:w="1412" w:type="dxa"/>
           </w:tcPr>
           <w:p>
             <w:pPr>
-              <w:tabs>
-                <w:tab w:val="left" w:pos="2279"/>
-              </w:tabs>
               <w:rPr>
                 <w:rFonts w:ascii="Arial" w:eastAsia="Cambria" w:hAnsi="Arial" w:cs="Arial"/>
-                <w:b/>
-                <w:color w:val="000000" w:themeColor="text1"/>
-                <w:sz w:val="24"/>
-                <w:szCs w:val="24"/>
                 <w:lang w:val="en-US"/>
-                <w14:shadow w14:blurRad="38100" w14:dist="19050" w14:dir="2700000" w14:sx="100000" w14:sy="100000" w14:kx="0" w14:ky="0" w14:algn="tl">
-                  <w14:schemeClr w14:val="dk1">
-                    <w14:alpha w14:val="60000"/>
-                  </w14:schemeClr>
-                </w14:shadow>
-                <w14:textOutline w14:w="0" w14:cap="flat" w14:cmpd="sng" w14:algn="ctr">
-                  <w14:noFill/>
-                  <w14:prstDash w14:val="solid"/>
-                  <w14:round/>
-                </w14:textOutline>
               </w:rPr>
             </w:pPr>
             <w:r>
               <w:rPr>
-                <w:rFonts w:ascii="Arial" w:hAnsi="Arial"/>
-                <w:sz w:val="20"/>
+                <w:rFonts w:ascii="Arial" w:eastAsia="Cambria" w:hAnsi="Arial" w:cs="Arial"/>
+                <w:lang w:val="en-US"/>
               </w:rPr>
-              <w:t>{{ candidate.salary }}</w:t>
+              <w:t xml:space="preserve">{{ </w:t>
+            </w:r>
+            <w:proofErr w:type="spellStart"/>
+            <w:r>
+              <w:rPr>
+                <w:rFonts w:ascii="Arial" w:eastAsia="Cambria" w:hAnsi="Arial" w:cs="Arial"/>
+                <w:lang w:val="en-US"/>
+              </w:rPr>
+              <w:t>candidate.location</w:t>
+            </w:r>
+            <w:proofErr w:type="spellEnd"/>
+            <w:r>
+              <w:rPr>
+                <w:rFonts w:ascii="Arial" w:eastAsia="Cambria" w:hAnsi="Arial" w:cs="Arial"/>
+                <w:lang w:val="en-US"/>
+              </w:rPr>
+              <w:t xml:space="preserve"> }}</w:t>
             </w:r>
           </w:p>
         </w:tc>
         <w:tc>
           <w:tcPr>
-            <w:tcW w:w="1525" w:type="dxa"/>
-            <w:vAlign w:val="center"/>
+            <w:tcW w:w="1296" w:type="dxa"/>
           </w:tcPr>
           <w:p>
             <w:pPr>
-              <w:tabs>
-                <w:tab w:val="left" w:pos="2279"/>
-              </w:tabs>
               <w:rPr>
                 <w:rFonts w:ascii="Arial" w:eastAsia="Cambria" w:hAnsi="Arial" w:cs="Arial"/>
-                <w:b/>
-                <w:color w:val="000000" w:themeColor="text1"/>
-                <w:sz w:val="24"/>
-                <w:szCs w:val="24"/>
                 <w:lang w:val="en-US"/>
-                <w14:shadow w14:blurRad="38100" w14:dist="19050" w14:dir="2700000" w14:sx="100000" w14:sy="100000" w14:kx="0" w14:ky="0" w14:algn="tl">
-                  <w14:schemeClr w14:val="dk1">
-                    <w14:alpha w14:val="60000"/>
-                  </w14:schemeClr>
-                </w14:shadow>
-                <w14:textOutline w14:w="0" w14:cap="flat" w14:cmpd="sng" w14:algn="ctr">
-                  <w14:noFill/>
-                  <w14:prstDash w14:val="solid"/>
-                  <w14:round/>
-                </w14:textOutline>
               </w:rPr>
             </w:pPr>
             <w:r>
               <w:rPr>
-                <w:rFonts w:ascii="Arial" w:hAnsi="Arial"/>
-                <w:sz w:val="20"/>
+                <w:rFonts w:ascii="Arial" w:eastAsia="Cambria" w:hAnsi="Arial" w:cs="Arial"/>
+                <w:lang w:val="en-US"/>
               </w:rPr>
-              <w:t>{{ candidate.key_skills_experience }}</w:t>
+              <w:t xml:space="preserve">{{ </w:t>
+            </w:r>
+            <w:proofErr w:type="spellStart"/>
+            <w:r>
+              <w:rPr>
+                <w:rFonts w:ascii="Arial" w:eastAsia="Cambria" w:hAnsi="Arial" w:cs="Arial"/>
+                <w:lang w:val="en-US"/>
+              </w:rPr>
+              <w:t>candidate.salary</w:t>
+            </w:r>
+            <w:proofErr w:type="spellEnd"/>
+            <w:r>
+              <w:rPr>
+                <w:rFonts w:ascii="Arial" w:eastAsia="Cambria" w:hAnsi="Arial" w:cs="Arial"/>
+                <w:lang w:val="en-US"/>
+              </w:rPr>
+              <w:t xml:space="preserve"> }}</w:t>
             </w:r>
           </w:p>
         </w:tc>
         <w:tc>
           <w:tcPr>
-            <w:tcW w:w="1409" w:type="dxa"/>
+            <w:tcW w:w="2343" w:type="dxa"/>
           </w:tcPr>
           <w:p>
             <w:pPr>
-              <w:tabs>
-                <w:tab w:val="left" w:pos="2279"/>
-              </w:tabs>
               <w:rPr>
                 <w:rFonts w:ascii="Arial" w:eastAsia="Cambria" w:hAnsi="Arial" w:cs="Arial"/>
-                <w:b/>
-                <w:color w:val="000000" w:themeColor="text1"/>
-                <w:sz w:val="24"/>
-                <w:szCs w:val="24"/>
                 <w:lang w:val="en-US"/>
-                <w14:shadow w14:blurRad="38100" w14:dist="19050" w14:dir="2700000" w14:sx="100000" w14:sy="100000" w14:kx="0" w14:ky="0" w14:algn="tl">
-                  <w14:schemeClr w14:val="dk1">
-                    <w14:alpha w14:val="60000"/>
-                  </w14:schemeClr>
-                </w14:shadow>
-                <w14:textOutline w14:w="0" w14:cap="flat" w14:cmpd="sng" w14:algn="ctr">
-                  <w14:noFill/>
-                  <w14:prstDash w14:val="solid"/>
-                  <w14:round/>
-                </w14:textOutline>
               </w:rPr>
             </w:pPr>
             <w:r>
               <w:rPr>
-                <w:rFonts w:ascii="Arial" w:hAnsi="Arial"/>
-                <w:sz w:val="20"/>
+                <w:rFonts w:ascii="Arial" w:eastAsia="Cambria" w:hAnsi="Arial" w:cs="Arial"/>
+                <w:lang w:val="en-US"/>
               </w:rPr>
-              <w:t>{{ candidate.availability }}</w:t>
+              <w:t xml:space="preserve">{{ </w:t>
+            </w:r>
+            <w:proofErr w:type="spellStart"/>
+            <w:r>
+              <w:rPr>
+                <w:rFonts w:ascii="Arial" w:eastAsia="Cambria" w:hAnsi="Arial" w:cs="Arial"/>
+                <w:lang w:val="en-US"/>
+              </w:rPr>
+              <w:t>candidate.key_skills_experience</w:t>
+            </w:r>
+            <w:proofErr w:type="spellEnd"/>
+            <w:r>
+              <w:rPr>
+                <w:rFonts w:ascii="Arial" w:eastAsia="Cambria" w:hAnsi="Arial" w:cs="Arial"/>
+                <w:lang w:val="en-US"/>
+              </w:rPr>
+              <w:t xml:space="preserve"> }}</w:t>
             </w:r>
           </w:p>
         </w:tc>
         <w:tc>
           <w:tcPr>
-            <w:tcW w:w="1325" w:type="dxa"/>
+            <w:tcW w:w="1585" w:type="dxa"/>
           </w:tcPr>
           <w:p>
             <w:pPr>
-              <w:tabs>
-                <w:tab w:val="left" w:pos="2279"/>
-              </w:tabs>
               <w:rPr>
                 <w:rFonts w:ascii="Arial" w:eastAsia="Cambria" w:hAnsi="Arial" w:cs="Arial"/>
-                <w:b/>
-                <w:color w:val="000000" w:themeColor="text1"/>
-                <w:sz w:val="24"/>
-                <w:szCs w:val="24"/>
                 <w:lang w:val="en-US"/>
-                <w14:shadow w14:blurRad="38100" w14:dist="19050" w14:dir="2700000" w14:sx="100000" w14:sy="100000" w14:kx="0" w14:ky="0" w14:algn="tl">
-                  <w14:schemeClr w14:val="dk1">
-                    <w14:alpha w14:val="60000"/>
-                  </w14:schemeClr>
-                </w14:shadow>
-                <w14:textOutline w14:w="0" w14:cap="flat" w14:cmpd="sng" w14:algn="ctr">
-                  <w14:noFill/>
-                  <w14:prstDash w14:val="solid"/>
-                  <w14:round/>
-                </w14:textOutline>
               </w:rPr>
             </w:pPr>
             <w:r>
               <w:rPr>
-                <w:rFonts w:ascii="Arial" w:hAnsi="Arial"/>
-                <w:sz w:val="20"/>
+                <w:rFonts w:ascii="Arial" w:eastAsia="Cambria" w:hAnsi="Arial" w:cs="Arial"/>
+                <w:lang w:val="en-US"/>
               </w:rPr>
-              <w:t>{{ candidate.education }}{% endfor %}</w:t>
+              <w:t xml:space="preserve">{{ </w:t>
+            </w:r>
+            <w:proofErr w:type="spellStart"/>
+            <w:r>
+              <w:rPr>
+                <w:rFonts w:ascii="Arial" w:eastAsia="Cambria" w:hAnsi="Arial" w:cs="Arial"/>
+                <w:lang w:val="en-US"/>
+              </w:rPr>
+              <w:t>candidate.availability</w:t>
+            </w:r>
+            <w:proofErr w:type="spellEnd"/>
+            <w:r>
+              <w:rPr>
+                <w:rFonts w:ascii="Arial" w:eastAsia="Cambria" w:hAnsi="Arial" w:cs="Arial"/>
+                <w:lang w:val="en-US"/>
+              </w:rPr>
+              <w:t xml:space="preserve"> }}</w:t>
+            </w:r>
+          </w:p>
+        </w:tc>
+        <w:tc>
+          <w:tcPr>
+            <w:tcW w:w="1544" w:type="dxa"/>
+          </w:tcPr>
+          <w:p>
+            <w:pPr>
+              <w:rPr>
+                <w:rFonts w:ascii="Arial" w:eastAsia="Cambria" w:hAnsi="Arial" w:cs="Arial"/>
+                <w:lang w:val="en-US"/>
+              </w:rPr>
+            </w:pPr>
+            <w:r>
+              <w:rPr>
+                <w:rFonts w:ascii="Arial" w:eastAsia="Cambria" w:hAnsi="Arial" w:cs="Arial"/>
+                <w:lang w:val="en-US"/>
+              </w:rPr>
+              <w:t xml:space="preserve">{{ </w:t>
+            </w:r>
+            <w:proofErr w:type="spellStart"/>
+            <w:r>
+              <w:rPr>
+                <w:rFonts w:ascii="Arial" w:eastAsia="Cambria" w:hAnsi="Arial" w:cs="Arial"/>
+                <w:lang w:val="en-US"/>
+              </w:rPr>
+              <w:t>candidate.education</w:t>
+            </w:r>
+            <w:proofErr w:type="spellEnd"/>
+            <w:r>
+              <w:rPr>
+                <w:rFonts w:ascii="Arial" w:eastAsia="Cambria" w:hAnsi="Arial" w:cs="Arial"/>
+                <w:lang w:val="en-US"/>
+              </w:rPr>
+              <w:t xml:space="preserve"> }}</w:t>
             </w:r>
           </w:p>
         </w:tc>
       </w:tr>
+      <w:tr>
+        <w:tc>
+          <w:tcPr>
+            <w:tcW w:w="1411" w:type="dxa"/>
+          </w:tcPr>
+          <w:p>
+            <w:pPr>
+              <w:rPr>
+                <w:rFonts w:ascii="Arial" w:eastAsia="Cambria" w:hAnsi="Arial" w:cs="Arial"/>
+                <w:lang w:val="en-US"/>
+              </w:rPr>
+            </w:pPr>
+            <w:r>
+              <w:rPr>
+                <w:rFonts w:ascii="Arial" w:eastAsia="Cambria" w:hAnsi="Arial" w:cs="Arial"/>
+                <w:lang w:val="en-US"/>
+              </w:rPr>
+              <w:t xml:space="preserve">{%tr </w:t>
+            </w:r>
+            <w:proofErr w:type="spellStart"/>
+            <w:r>
+              <w:rPr>
+                <w:rFonts w:ascii="Arial" w:eastAsia="Cambria" w:hAnsi="Arial" w:cs="Arial"/>
+                <w:lang w:val="en-US"/>
+              </w:rPr>
+              <w:t>endfor</w:t>
+            </w:r>
+            <w:proofErr w:type="spellEnd"/>
+            <w:r>
+              <w:rPr>
+                <w:rFonts w:ascii="Arial" w:eastAsia="Cambria" w:hAnsi="Arial" w:cs="Arial"/>
+                <w:lang w:val="en-US"/>
+              </w:rPr>
+              <w:t xml:space="preserve"> %}</w:t>
+            </w:r>
+          </w:p>
+        </w:tc>
+        <w:tc>
+          <w:tcPr>
+            <w:tcW w:w="1412" w:type="dxa"/>
+          </w:tcPr>
+          <w:p>
+            <w:pPr>
+              <w:rPr>
+                <w:rFonts w:ascii="Arial" w:eastAsia="Cambria" w:hAnsi="Arial" w:cs="Arial"/>
+                <w:lang w:val="en-US"/>
+              </w:rPr>
+            </w:pPr>
+          </w:p>
+        </w:tc>
+        <w:tc>
+          <w:tcPr>
+            <w:tcW w:w="1296" w:type="dxa"/>
+          </w:tcPr>
+          <w:p>
+            <w:pPr>
+              <w:rPr>
+                <w:rFonts w:ascii="Arial" w:eastAsia="Cambria" w:hAnsi="Arial" w:cs="Arial"/>
+                <w:lang w:val="en-US"/>
+              </w:rPr>
+            </w:pPr>
+          </w:p>
+        </w:tc>
+        <w:tc>
+          <w:tcPr>
+            <w:tcW w:w="2343" w:type="dxa"/>
+          </w:tcPr>
+          <w:p>
+            <w:pPr>
+              <w:rPr>
+                <w:rFonts w:ascii="Arial" w:eastAsia="Cambria" w:hAnsi="Arial" w:cs="Arial"/>
+                <w:lang w:val="en-US"/>
+              </w:rPr>
+            </w:pPr>
+          </w:p>
+        </w:tc>
+        <w:tc>
+          <w:tcPr>
+            <w:tcW w:w="1585" w:type="dxa"/>
+          </w:tcPr>
+          <w:p>
+            <w:pPr>
+              <w:rPr>
+                <w:rFonts w:ascii="Arial" w:eastAsia="Cambria" w:hAnsi="Arial" w:cs="Arial"/>
+                <w:lang w:val="en-US"/>
+              </w:rPr>
+            </w:pPr>
+          </w:p>
+        </w:tc>
+        <w:tc>
+          <w:tcPr>
+            <w:tcW w:w="1544" w:type="dxa"/>
+          </w:tcPr>
+          <w:p>
+            <w:pPr>
+              <w:rPr>
+                <w:rFonts w:ascii="Arial" w:eastAsia="Cambria" w:hAnsi="Arial" w:cs="Arial"/>
+                <w:lang w:val="en-US"/>
+              </w:rPr>
+            </w:pPr>
+          </w:p>
+        </w:tc>
+      </w:tr>
     </w:tbl>
     <w:p>
       <w:pPr>
@@ -5872,6 +6066,7 @@
             <w14:round/>
           </w14:textOutline>
         </w:rPr>
+        <w:lastRenderedPageBreak/>
         <w:t xml:space="preserve">{{ </w:t>
       </w:r>
       <w:proofErr w:type="spellStart"/>
